--- a/submissions/initial-phases/C_Charter/ClassMic_C1_Project_Charter.docx
+++ b/submissions/initial-phases/C_Charter/ClassMic_C1_Project_Charter.docx
@@ -32,13 +32,7 @@
           <w:b/>
           <w:sz w:val="20"/>
         </w:rPr>
-        <w:t>Proposed project charter. ClassMic will test a browser microphone workflow through two weekly development sprints and a controlled evaluation.</w:t>
-      </w:r>
-      <w:r>
-        <w:rPr>
-          <w:b w:val="0"/>
-          <w:sz w:val="20"/>
-        </w:rPr>
+        <w:t>Proposed charter for a ClassMic browser prototype, developed and evaluated in two weekly sprints.</w:t>
       </w:r>
     </w:p>
     <w:p>
@@ -51,7 +45,7 @@
     </w:p>
     <w:p>
       <w:r>
-        <w:t>Test whether student phones can make classroom questions easier to hear while the instructor controls speaking turns. The proposed course project uses existing resources for a small prototype. Comparing it with current practice will inform a later pilot decision. The project supports the CONNECT theme through shared classroom learning.</w:t>
+        <w:t>The project will test whether student phones can make classroom questions easier to hear while the instructor controls speaking turns. We will compare the prototype with the current speaking process before recommending a larger pilot. This supports the CONNECT theme through classroom discussion.</w:t>
       </w:r>
     </w:p>
     <w:p>
@@ -195,7 +189,7 @@
                 <w:color w:val="000000"/>
                 <w:sz w:val="20"/>
               </w:rPr>
-              <w:t>Complete five priority user stories. Pass all Must acceptance checks with no open critical defect.</w:t>
+              <w:t>Complete five priority user stories. Pass all required acceptance checks with no open critical defect.</w:t>
             </w:r>
           </w:p>
         </w:tc>
@@ -313,7 +307,7 @@
                 <w:color w:val="000000"/>
                 <w:sz w:val="20"/>
               </w:rPr>
-              <w:t>At least 75% positive audibility feedback from at least 5 volunteer reviewers. Report counts and sample limits.</w:t>
+              <w:t>At least 75% positive audibility feedback from at least 5 volunteer reviewers. Include response counts and sample limitations.</w:t>
             </w:r>
           </w:p>
         </w:tc>
@@ -372,7 +366,7 @@
                 <w:color w:val="000000"/>
                 <w:sz w:val="20"/>
               </w:rPr>
-              <w:t>Zero unauthorized transmissions in misuse tests. No saved audio or transcripts. Preserve an alternative speaking route.</w:t>
+              <w:t>Zero unauthorized transmissions in misuse tests. No saved audio or transcripts. Keep a physical microphone or instructor repetition available.</w:t>
             </w:r>
           </w:p>
         </w:tc>
@@ -388,7 +382,7 @@
         <w:rPr>
           <w:sz w:val="19"/>
         </w:rPr>
-        <w:t>Use scripted trials with a ready speaker. Measure audio transport delay separately and report its median and 95th percentile. The selected prototype target is a 95th percentile one-way delay of no more than 150 milliseconds. The three-second target includes speaking activation, not just network delay.</w:t>
+        <w:t>Use scripted trials with a ready speaker to measure setup and speaking activation. Measure one-way audio delay separately and report its median and 95th percentile. The 95th-percentile target is 150 milliseconds or less; the three-second activation target includes the time from instructor approval until speech is audible.</w:t>
       </w:r>
     </w:p>
     <w:p>
@@ -413,12 +407,9 @@
     <w:p>
       <w:r>
         <w:rPr>
-          <w:b/>
+          <w:b w:val="0"/>
         </w:rPr>
-        <w:t>Excluded:</w:t>
-      </w:r>
-      <w:r>
-        <w:t xml:space="preserve"> live teaching deployment, a six-week institutional pilot, recording or transcripts, permanent profiles, speech-based grading or attendance, simultaneous microphones, remote learning and paid production infrastructure.</w:t>
+        <w:t>Excluded: live teaching deployment, an extended classroom pilot, recording or transcripts, permanent profiles, speech-based grading or attendance, simultaneous microphones, remote learning and paid production infrastructure.</w:t>
       </w:r>
     </w:p>
     <w:p>
@@ -562,7 +553,7 @@
                 <w:color w:val="000000"/>
                 <w:sz w:val="20"/>
               </w:rPr>
-              <w:t>Reviewed project direction, requirements, scope and development plan.</w:t>
+              <w:t>Project purpose, requirements, scope and development plan reviewed.</w:t>
             </w:r>
           </w:p>
         </w:tc>
@@ -680,7 +671,7 @@
                 <w:color w:val="000000"/>
                 <w:sz w:val="20"/>
               </w:rPr>
-              <w:t>Sprint 2 audio prototype, test record, feedback and evaluation.</w:t>
+              <w:t>Sprint 2 audio prototype, test results, volunteer feedback and product report.</w:t>
             </w:r>
           </w:p>
         </w:tc>
@@ -752,7 +743,7 @@
     </w:p>
     <w:p>
       <w:r>
-        <w:t>Course cutoffs are 22 September for planning, 3 October for the final product report, 4 October for execution evidence and 10 October for closing, all at 00:00. Complete the product report by the evening of 2 October.</w:t>
+        <w:t>Course deadlines are 22 September for planning, 3 October for the product report, 4 October for execution evidence and 10 October for closing, all at 00:00. The product report must be ready by the evening of 2 October.</w:t>
       </w:r>
     </w:p>
     <w:p>
@@ -770,7 +761,7 @@
     </w:p>
     <w:p>
       <w:r>
-        <w:t>The browser requests explicit permission before microphone capture. Only an instructor-approved participant can transmit. Releasing push to talk, muting, disconnecting or ending the session must stop transmission. Expired sessions reject access. The prototype saves no audio or transcripts. Keep anonymous test counts, timings and defect records until 30 days after course feedback, then delete participant-level records. Participants who cannot use the phone workflow can ask the instructor to repeat their question or use an available physical microphone.</w:t>
+        <w:t>The browser must request microphone permission before capture. Only an instructor-approved participant may transmit. Releasing push to talk, muting, disconnecting or ending the session must stop transmission. Expired sessions must reject access. The prototype will store no audio or transcripts. Delete participant-level test records 30 days after course feedback and retain aggregate results. Students who cannot use the phone workflow must be able to use a physical microphone or ask the instructor to repeat their question.</w:t>
       </w:r>
     </w:p>
     <w:p>
@@ -778,40 +769,31 @@
         <w:pStyle w:val="Heading1"/>
       </w:pPr>
       <w:r>
-        <w:t>6 Initial risks assumptions and constraints</w:t>
+        <w:t>6 Risks and planning assumptions</w:t>
       </w:r>
     </w:p>
     <w:p>
       <w:r>
         <w:rPr>
-          <w:b/>
+          <w:b w:val="0"/>
         </w:rPr>
-        <w:t>Risks:</w:t>
-      </w:r>
-      <w:r>
-        <w:t xml:space="preserve"> feedback, network delay, device incompatibility, unwanted transmission, insufficient testing and limited team capacity. Test the audio path early, retain instructor stop controls, record defects and remove optional work if the schedule slips. Stop affected tests for suspected privacy or control failures.</w:t>
+        <w:t>Risks: speaker feedback, network delay, incompatible devices, unwanted transmission and insufficient testing time. Test the audio path early and keep instructor stop controls. Reduce optional work if the schedule slips. Stop affected tests when a control or privacy failure occurs.</w:t>
       </w:r>
     </w:p>
     <w:p>
       <w:r>
         <w:rPr>
-          <w:b/>
+          <w:b w:val="0"/>
         </w:rPr>
-        <w:t>Assumptions:</w:t>
-      </w:r>
-      <w:r>
-        <w:t xml:space="preserve"> suitable phones, a laptop and speaker are available; volunteers can review the prototype; the team can provide about 100 hours in total; and the course instructor accepts the proposed sequence. Equipment access, reviewer availability and team capacity require confirmation.</w:t>
+        <w:t>Assumptions: suitable phones, a laptop and a speaker are available; volunteers can review the prototype; the team can provide 100 hours in total; and the course instructor accepts the proposed sequence.</w:t>
       </w:r>
     </w:p>
     <w:p>
       <w:r>
         <w:rPr>
-          <w:b/>
+          <w:b w:val="0"/>
         </w:rPr>
-        <w:t>Constraints:</w:t>
-      </w:r>
-      <w:r>
-        <w:t xml:space="preserve"> two weekly construction sprints, five priority stories, the published course deadlines and no new spending without approval. The initial cash forecast is AED 0 because existing resources are assumed. Live classroom use requires a separate authorization.</w:t>
+        <w:t>Constraints: two weekly development sprints, five priority stories and the course deadlines. The AED 0 cash estimate assumes reuse of existing equipment. New spending and live classroom use require separate approval.</w:t>
       </w:r>
     </w:p>
     <w:p>
@@ -824,7 +806,7 @@
     </w:p>
     <w:p>
       <w:r>
-        <w:t>Course acceptance authority: the BUS 2010 instructor. The proposed charter takes effect after course approval. Stakeholders are students as speakers and listeners, instructors as operators, and the two-person project team. IT, AV, privacy and accessibility advisers may support reviews if available. No university department or external sponsor is committed by this draft.</w:t>
+        <w:t>The BUS 2010 instructor reviews the charter and accepts course deliverables. The charter takes effect after course approval. Main stakeholders are student speakers and listeners, instructors and the project team. IT, AV, privacy and accessibility advisers may support a review if available.</w:t>
       </w:r>
     </w:p>
     <w:p>
@@ -837,7 +819,7 @@
     </w:p>
     <w:p>
       <w:r>
-        <w:t>Planning roles: Nurtore Arynuruly is project manager. Temiko Machavariani is technical lead. On approval, the project manager coordinates work, tracks risks and changes, and reviews work against the agreed requirements. Temiko leads implementation and technical testing. The course instructor accepts assessed deliverables and material changes to scope or timing. Neither team member may commit university funds or authorize live deployment.</w:t>
+        <w:t>Proposed roles: Nurtore Arynuruly manages the project and requirements. Temiko Machavariani leads development and technical testing. The project manager tracks work, risks and changes against the agreed requirements. The course instructor reviews material scope and schedule changes. Neither team member may commit university funds or authorize live deployment.</w:t>
       </w:r>
     </w:p>
     <w:sectPr>
@@ -863,7 +845,7 @@
       <w:rPr>
         <w:sz w:val="16"/>
       </w:rPr>
-      <w:t xml:space="preserve">ClassMic   C1 draft for review   </w:t>
+      <w:t xml:space="preserve">ClassMic   C1   </w:t>
     </w:r>
     <w:fldSimple w:instr="PAGE"/>
   </w:p>
